--- a/templates/docs/POL-03.docx
+++ b/templates/docs/POL-03.docx
@@ -1188,6 +1188,20 @@
     </w:p>
     <w:p>
       <w:pPr>
+        <w:spacing w:after="100" w:line="320"/>
+      </w:pPr>
+      <w:r>
+        <w:rPr>
+          <w:rFonts w:ascii="Microsoft JhengHei" w:cs="Microsoft JhengHei" w:eastAsia="Microsoft JhengHei" w:hAnsi="Microsoft JhengHei"/>
+          <w:color w:val="1E2A36"/>
+          <w:sz w:val="21"/>
+          <w:szCs w:val="21"/>
+        </w:rPr>
+        <w:t xml:space="preserve">分析時應判斷氣候變遷是否為相關議題（ISO/IEC 27001:2022/Amd 1:2024），並記錄判斷結果與理由；判斷為不相關時，也要保留理由供稽核查閱。</w:t>
+      </w:r>
+    </w:p>
+    <w:p>
+      <w:pPr>
         <w:keepNext/>
         <w:spacing w:after="120" w:before="280"/>
       </w:pPr>
@@ -2151,6 +2165,154 @@
                 <w:szCs w:val="19"/>
               </w:rPr>
               <w:t xml:space="preserve">年度訓練與演練</w:t>
+            </w:r>
+          </w:p>
+        </w:tc>
+      </w:tr>
+      <w:tr>
+        <w:trPr>
+          <w:cantSplit/>
+        </w:trPr>
+        <w:tc>
+          <w:tcPr>
+            <w:tcW w:type="dxa" w:w="1349"/>
+            <w:tcBorders>
+              <w:top w:val="single" w:color="B8C4D0" w:sz="4"/>
+              <w:left w:val="single" w:color="B8C4D0" w:sz="4"/>
+              <w:bottom w:val="single" w:color="B8C4D0" w:sz="4"/>
+              <w:right w:val="single" w:color="B8C4D0" w:sz="4"/>
+            </w:tcBorders>
+            <w:tcMar>
+              <w:top w:type="dxa" w:w="60"/>
+              <w:left w:type="dxa" w:w="100"/>
+              <w:bottom w:type="dxa" w:w="60"/>
+              <w:right w:type="dxa" w:w="100"/>
+            </w:tcMar>
+          </w:tcPr>
+          <w:p>
+            <w:pPr>
+              <w:spacing w:after="0" w:line="280"/>
+            </w:pPr>
+            <w:r>
+              <w:rPr>
+                <w:rFonts w:ascii="Microsoft JhengHei" w:cs="Microsoft JhengHei" w:eastAsia="Microsoft JhengHei" w:hAnsi="Microsoft JhengHei"/>
+                <w:color w:val="1E2A36"/>
+                <w:sz w:val="19"/>
+                <w:szCs w:val="19"/>
+              </w:rPr>
+              <w:t xml:space="preserve">外部－氣候變遷</w:t>
+            </w:r>
+          </w:p>
+        </w:tc>
+        <w:tc>
+          <w:tcPr>
+            <w:tcW w:type="dxa" w:w="2891"/>
+            <w:tcBorders>
+              <w:top w:val="single" w:color="B8C4D0" w:sz="4"/>
+              <w:left w:val="single" w:color="B8C4D0" w:sz="4"/>
+              <w:bottom w:val="single" w:color="B8C4D0" w:sz="4"/>
+              <w:right w:val="single" w:color="B8C4D0" w:sz="4"/>
+            </w:tcBorders>
+            <w:tcMar>
+              <w:top w:type="dxa" w:w="60"/>
+              <w:left w:type="dxa" w:w="100"/>
+              <w:bottom w:type="dxa" w:w="60"/>
+              <w:right w:type="dxa" w:w="100"/>
+            </w:tcMar>
+          </w:tcPr>
+          <w:p>
+            <w:pPr>
+              <w:spacing w:after="0" w:line="280"/>
+            </w:pPr>
+            <w:r>
+              <w:rPr>
+                <w:rFonts w:ascii="Microsoft JhengHei" w:cs="Microsoft JhengHei" w:eastAsia="Microsoft JhengHei" w:hAnsi="Microsoft JhengHei"/>
+                <w:color w:val="1E2A36"/>
+                <w:sz w:val="19"/>
+                <w:szCs w:val="19"/>
+              </w:rPr>
+              <w:t xml:space="preserve">颱風、豪雨、極端高溫增加；</w:t>
+            </w:r>
+            <w:r>
+              <w:rPr>
+                <w:rFonts w:ascii="Microsoft JhengHei" w:cs="Microsoft JhengHei" w:eastAsia="Microsoft JhengHei" w:hAnsi="Microsoft JhengHei"/>
+                <w:color w:val="1E2A36"/>
+                <w:sz w:val="19"/>
+                <w:szCs w:val="19"/>
+                <w:highlight w:val="yellow"/>
+              </w:rPr>
+              <w:t xml:space="preserve">【機房所在地】</w:t>
+            </w:r>
+            <w:r>
+              <w:rPr>
+                <w:rFonts w:ascii="Microsoft JhengHei" w:cs="Microsoft JhengHei" w:eastAsia="Microsoft JhengHei" w:hAnsi="Microsoft JhengHei"/>
+                <w:color w:val="1E2A36"/>
+                <w:sz w:val="19"/>
+                <w:szCs w:val="19"/>
+              </w:rPr>
+              <w:t xml:space="preserve">有淹水或停電風險</w:t>
+            </w:r>
+          </w:p>
+        </w:tc>
+        <w:tc>
+          <w:tcPr>
+            <w:tcW w:type="dxa" w:w="2891"/>
+            <w:tcBorders>
+              <w:top w:val="single" w:color="B8C4D0" w:sz="4"/>
+              <w:left w:val="single" w:color="B8C4D0" w:sz="4"/>
+              <w:bottom w:val="single" w:color="B8C4D0" w:sz="4"/>
+              <w:right w:val="single" w:color="B8C4D0" w:sz="4"/>
+            </w:tcBorders>
+            <w:tcMar>
+              <w:top w:type="dxa" w:w="60"/>
+              <w:left w:type="dxa" w:w="100"/>
+              <w:bottom w:type="dxa" w:w="60"/>
+              <w:right w:type="dxa" w:w="100"/>
+            </w:tcMar>
+          </w:tcPr>
+          <w:p>
+            <w:pPr>
+              <w:spacing w:after="0" w:line="280"/>
+            </w:pPr>
+            <w:r>
+              <w:rPr>
+                <w:rFonts w:ascii="Microsoft JhengHei" w:cs="Microsoft JhengHei" w:eastAsia="Microsoft JhengHei" w:hAnsi="Microsoft JhengHei"/>
+                <w:color w:val="1E2A36"/>
+                <w:sz w:val="19"/>
+                <w:szCs w:val="19"/>
+              </w:rPr>
+              <w:t xml:space="preserve">機房淹水、停電、空調失效，影響系統可用性</w:t>
+            </w:r>
+          </w:p>
+        </w:tc>
+        <w:tc>
+          <w:tcPr>
+            <w:tcW w:type="dxa" w:w="2507"/>
+            <w:tcBorders>
+              <w:top w:val="single" w:color="B8C4D0" w:sz="4"/>
+              <w:left w:val="single" w:color="B8C4D0" w:sz="4"/>
+              <w:bottom w:val="single" w:color="B8C4D0" w:sz="4"/>
+              <w:right w:val="single" w:color="B8C4D0" w:sz="4"/>
+            </w:tcBorders>
+            <w:tcMar>
+              <w:top w:type="dxa" w:w="60"/>
+              <w:left w:type="dxa" w:w="100"/>
+              <w:bottom w:type="dxa" w:w="60"/>
+              <w:right w:type="dxa" w:w="100"/>
+            </w:tcMar>
+          </w:tcPr>
+          <w:p>
+            <w:pPr>
+              <w:spacing w:after="0" w:line="280"/>
+            </w:pPr>
+            <w:r>
+              <w:rPr>
+                <w:rFonts w:ascii="Microsoft JhengHei" w:cs="Microsoft JhengHei" w:eastAsia="Microsoft JhengHei" w:hAnsi="Microsoft JhengHei"/>
+                <w:color w:val="1E2A36"/>
+                <w:sz w:val="19"/>
+                <w:szCs w:val="19"/>
+              </w:rPr>
+              <w:t xml:space="preserve">納入風險評鑑與營運持續計畫；判斷不相關時記錄理由</w:t>
             </w:r>
           </w:p>
         </w:tc>
@@ -2982,6 +3144,136 @@
           </w:p>
         </w:tc>
       </w:tr>
+      <w:tr>
+        <w:trPr>
+          <w:cantSplit/>
+        </w:trPr>
+        <w:tc>
+          <w:tcPr>
+            <w:tcW w:type="dxa" w:w="1928"/>
+            <w:tcBorders>
+              <w:top w:val="single" w:color="B8C4D0" w:sz="4"/>
+              <w:left w:val="single" w:color="B8C4D0" w:sz="4"/>
+              <w:bottom w:val="single" w:color="B8C4D0" w:sz="4"/>
+              <w:right w:val="single" w:color="B8C4D0" w:sz="4"/>
+            </w:tcBorders>
+            <w:tcMar>
+              <w:top w:type="dxa" w:w="60"/>
+              <w:left w:type="dxa" w:w="100"/>
+              <w:bottom w:type="dxa" w:w="60"/>
+              <w:right w:type="dxa" w:w="100"/>
+            </w:tcMar>
+          </w:tcPr>
+          <w:p>
+            <w:pPr>
+              <w:spacing w:after="0" w:line="280"/>
+            </w:pPr>
+            <w:r>
+              <w:rPr>
+                <w:rFonts w:ascii="Microsoft JhengHei" w:cs="Microsoft JhengHei" w:eastAsia="Microsoft JhengHei" w:hAnsi="Microsoft JhengHei"/>
+                <w:color w:val="1E2A36"/>
+                <w:sz w:val="19"/>
+                <w:szCs w:val="19"/>
+              </w:rPr>
+              <w:t xml:space="preserve">客戶／投資人（氣候相關）</w:t>
+            </w:r>
+          </w:p>
+        </w:tc>
+        <w:tc>
+          <w:tcPr>
+            <w:tcW w:type="dxa" w:w="3373"/>
+            <w:tcBorders>
+              <w:top w:val="single" w:color="B8C4D0" w:sz="4"/>
+              <w:left w:val="single" w:color="B8C4D0" w:sz="4"/>
+              <w:bottom w:val="single" w:color="B8C4D0" w:sz="4"/>
+              <w:right w:val="single" w:color="B8C4D0" w:sz="4"/>
+            </w:tcBorders>
+            <w:tcMar>
+              <w:top w:type="dxa" w:w="60"/>
+              <w:left w:type="dxa" w:w="100"/>
+              <w:bottom w:type="dxa" w:w="60"/>
+              <w:right w:type="dxa" w:w="100"/>
+            </w:tcMar>
+          </w:tcPr>
+          <w:p>
+            <w:pPr>
+              <w:spacing w:after="0" w:line="280"/>
+            </w:pPr>
+            <w:r>
+              <w:rPr>
+                <w:rFonts w:ascii="Microsoft JhengHei" w:cs="Microsoft JhengHei" w:eastAsia="Microsoft JhengHei" w:hAnsi="Microsoft JhengHei"/>
+                <w:color w:val="1E2A36"/>
+                <w:sz w:val="19"/>
+                <w:szCs w:val="19"/>
+              </w:rPr>
+              <w:t xml:space="preserve">可能要求說明氣候風險對營運持續的影響（例如供應鏈永續問卷、永續報告）</w:t>
+            </w:r>
+          </w:p>
+        </w:tc>
+        <w:tc>
+          <w:tcPr>
+            <w:tcW w:type="dxa" w:w="1446"/>
+            <w:tcBorders>
+              <w:top w:val="single" w:color="B8C4D0" w:sz="4"/>
+              <w:left w:val="single" w:color="B8C4D0" w:sz="4"/>
+              <w:bottom w:val="single" w:color="B8C4D0" w:sz="4"/>
+              <w:right w:val="single" w:color="B8C4D0" w:sz="4"/>
+            </w:tcBorders>
+            <w:tcMar>
+              <w:top w:type="dxa" w:w="60"/>
+              <w:left w:type="dxa" w:w="100"/>
+              <w:bottom w:type="dxa" w:w="60"/>
+              <w:right w:type="dxa" w:w="100"/>
+            </w:tcMar>
+          </w:tcPr>
+          <w:p>
+            <w:pPr>
+              <w:spacing w:after="0" w:line="280"/>
+            </w:pPr>
+            <w:r>
+              <w:rPr>
+                <w:rFonts w:ascii="Microsoft JhengHei" w:cs="Microsoft JhengHei" w:eastAsia="Microsoft JhengHei" w:hAnsi="Microsoft JhengHei"/>
+                <w:color w:val="1E2A36"/>
+                <w:sz w:val="19"/>
+                <w:szCs w:val="19"/>
+                <w:highlight w:val="yellow"/>
+              </w:rPr>
+              <w:t xml:space="preserve">【是／否】</w:t>
+            </w:r>
+          </w:p>
+        </w:tc>
+        <w:tc>
+          <w:tcPr>
+            <w:tcW w:type="dxa" w:w="2891"/>
+            <w:tcBorders>
+              <w:top w:val="single" w:color="B8C4D0" w:sz="4"/>
+              <w:left w:val="single" w:color="B8C4D0" w:sz="4"/>
+              <w:bottom w:val="single" w:color="B8C4D0" w:sz="4"/>
+              <w:right w:val="single" w:color="B8C4D0" w:sz="4"/>
+            </w:tcBorders>
+            <w:tcMar>
+              <w:top w:type="dxa" w:w="60"/>
+              <w:left w:type="dxa" w:w="100"/>
+              <w:bottom w:type="dxa" w:w="60"/>
+              <w:right w:type="dxa" w:w="100"/>
+            </w:tcMar>
+          </w:tcPr>
+          <w:p>
+            <w:pPr>
+              <w:spacing w:after="0" w:line="280"/>
+            </w:pPr>
+            <w:r>
+              <w:rPr>
+                <w:rFonts w:ascii="Microsoft JhengHei" w:cs="Microsoft JhengHei" w:eastAsia="Microsoft JhengHei" w:hAnsi="Microsoft JhengHei"/>
+                <w:color w:val="1E2A36"/>
+                <w:sz w:val="19"/>
+                <w:szCs w:val="19"/>
+              </w:rPr>
+              <w:t xml:space="preserve">營運持續程序、供應商評鑑回覆</w:t>
+            </w:r>
+          </w:p>
+        </w:tc>
+      </w:tr>
     </w:tbl>
     <w:p>
       <w:pPr>
@@ -3015,7 +3307,7 @@
           <w:sz w:val="19"/>
           <w:szCs w:val="19"/>
         </w:rPr>
-        <w:t xml:space="preserve">「是否納入 ISMS」表示該要求將透過 ISMS 處理；條款 4.2 要求組織決定哪些要求要透過 ISMS 處理。</w:t>
+        <w:t xml:space="preserve">「是否納入 ISMS」表示該要求將透過 ISMS 處理；條款 4.2 要求組織決定哪些要求要透過 ISMS 處理。2024 年增修（Amd 1:2024）在 4.1 加入「組織應判斷氣候變遷是否為相關議題」，4.2 也註明利害關係者可能有氣候相關要求。</w:t>
       </w:r>
     </w:p>
     <w:p>
